--- a/manuscript/Desalination_Cover_Letter_Sandler.docx
+++ b/manuscript/Desalination_Cover_Letter_Sandler.docx
@@ -127,7 +127,7 @@
           <w:b w:val="0"/>
           <w:i w:val="0"/>
         </w:rPr>
-        <w:t>The complete process model implementation (mass/energy balance, techno-economic model, and all sensitivity analyses) is openly available at https://github.com/sandlerleon/iledbv-desalination-model (MIT license) and archived with a permanent DOI on Zenodo: DOI_PLACEHOLDER_CODE. The manuscript itself is additionally archived as a preprint on Zenodo: DOI_PLACEHOLDER_PAPER.</w:t>
+        <w:t>The complete process model implementation (mass/energy balance, techno-economic model, and all sensitivity analyses) is openly available at https://github.com/sandlerleon/iledbv-desalination-model (MIT license) and archived with a permanent DOI on Zenodo: https://doi.org/10.5281/zenodo.22178235. The manuscript itself is additionally archived as a preprint on Zenodo: https://doi.org/10.5281/zenodo.22178233.</w:t>
       </w:r>
     </w:p>
     <w:p>
